--- a/Ember's Adventures/Rules and Instructions/EMBER_BOOK1_PRODUCTION_CHECKLIST.docx
+++ b/Ember's Adventures/Rules and Instructions/EMBER_BOOK1_PRODUCTION_CHECKLIST.docx
@@ -3881,7 +3881,7 @@
                 <w:sz w:val="20"/>
                 <w:szCs w:val="20"/>
               </w:rPr>
-              <w:t>Sparkleflame Crown Lantern</w:t>
+              <w:t>Look-a-head Telescope</w:t>
             </w:r>
           </w:p>
         </w:tc>
